--- a/data/revised_2026-10_full/tracked/v2/Core_Mathematics/SS1.3_Quadratic_Expressions_and_Equations/Core_Mathematics_Quadratic_Expressions_and_Equations_FinalExplanation_TeacherKey_TRACKED.docx
+++ b/data/revised_2026-10_full/tracked/v2/Core_Mathematics/SS1.3_Quadratic_Expressions_and_Equations/Core_Mathematics_Quadratic_Expressions_and_Equations_FinalExplanation_TeacherKey_TRACKED.docx
@@ -936,10 +936,10 @@
               <w:spacing w:after="40" w:before="0"/>
               <w:jc w:val="left"/>
               <w:rPr>
-                <w:ins w:id="9002" w:author="Claude (AI) - proposed" w:date="2026-10-15T20:13:50Z"/>
-              </w:rPr>
-            </w:pPr>
-            <w:ins w:id="9001" w:author="Claude (AI) - proposed" w:date="2026-10-15T20:13:50Z">
+                <w:ins w:id="9002" w:author="Claude (AI) - proposed" w:date="2026-10-18T00:27:18Z"/>
+              </w:rPr>
+            </w:pPr>
+            <w:ins w:id="9001" w:author="Claude (AI) - proposed" w:date="2026-10-18T00:27:18Z">
               <w:r>
                 <w:rPr>
                   <w:rFonts w:ascii="Arial" w:cs="Arial" w:eastAsia="Arial" w:hAnsi="Arial"/>
@@ -1034,10 +1034,10 @@
               <w:spacing w:after="40" w:before="0"/>
               <w:jc w:val="left"/>
               <w:rPr>
-                <w:ins w:id="9004" w:author="Claude (AI) - proposed" w:date="2026-10-15T20:13:50Z"/>
-              </w:rPr>
-            </w:pPr>
-            <w:ins w:id="9003" w:author="Claude (AI) - proposed" w:date="2026-10-15T20:13:50Z">
+                <w:ins w:id="9004" w:author="Claude (AI) - proposed" w:date="2026-10-18T00:27:18Z"/>
+              </w:rPr>
+            </w:pPr>
+            <w:ins w:id="9003" w:author="Claude (AI) - proposed" w:date="2026-10-18T00:27:18Z">
               <w:r>
                 <w:rPr>
                   <w:rFonts w:ascii="Arial" w:cs="Arial" w:eastAsia="Arial" w:hAnsi="Arial"/>
@@ -1399,7 +1399,7 @@
               </w:rPr>
               <w:t xml:space="preserve">(c) Now answer the driving question: How can quadratic expressions and equations be used to find the dimensions of a plot when its fence length and area are both fixed, and why do two different </w:t>
             </w:r>
-            <w:del w:id="9005" w:author="Claude (AI) - proposed" w:date="2026-10-15T20:13:50Z">
+            <w:del w:id="9005" w:author="Claude (AI) - proposed" w:date="2026-10-18T00:27:18Z">
               <w:r>
                 <w:rPr>
                   <w:rFonts w:ascii="Arial" w:cs="Arial" w:eastAsia="Arial" w:hAnsi="Arial"/>
@@ -1414,7 +1414,7 @@
                 <w:delText xml:space="preserve">plots sometimes have</w:delText>
               </w:r>
             </w:del>
-            <w:ins w:id="9006" w:author="Claude (AI) - proposed" w:date="2026-10-15T20:13:50Z">
+            <w:ins w:id="9006" w:author="Claude (AI) - proposed" w:date="2026-10-18T00:27:18Z">
               <w:r>
                 <w:rPr>
                   <w:rFonts w:ascii="Arial" w:cs="Arial" w:eastAsia="Arial" w:hAnsi="Arial"/>
@@ -1768,7 +1768,7 @@
               <w:spacing w:after="40" w:before="0"/>
               <w:jc w:val="left"/>
             </w:pPr>
-            <w:ins w:id="9007" w:author="Claude (AI) - proposed" w:date="2026-10-15T20:13:50Z">
+            <w:ins w:id="9007" w:author="Claude (AI) - proposed" w:date="2026-10-18T00:27:18Z">
               <w:r>
                 <w:rPr>
                   <w:rFonts w:ascii="Arial" w:cs="Arial" w:eastAsia="Arial" w:hAnsi="Arial"/>
@@ -1816,7 +1816,7 @@
               <w:spacing w:after="40" w:before="0"/>
               <w:jc w:val="left"/>
             </w:pPr>
-            <w:ins w:id="9008" w:author="Claude (AI) - proposed" w:date="2026-10-15T20:13:50Z">
+            <w:ins w:id="9008" w:author="Claude (AI) - proposed" w:date="2026-10-18T00:27:18Z">
               <w:r>
                 <w:rPr>
                   <w:rFonts w:ascii="Arial" w:cs="Arial" w:eastAsia="Arial" w:hAnsi="Arial"/>
@@ -1864,7 +1864,7 @@
               <w:spacing w:after="40" w:before="0"/>
               <w:jc w:val="left"/>
             </w:pPr>
-            <w:ins w:id="9009" w:author="Claude (AI) - proposed" w:date="2026-10-15T20:13:50Z">
+            <w:ins w:id="9009" w:author="Claude (AI) - proposed" w:date="2026-10-18T00:27:18Z">
               <w:r>
                 <w:rPr>
                   <w:rFonts w:ascii="Arial" w:cs="Arial" w:eastAsia="Arial" w:hAnsi="Arial"/>
@@ -1947,7 +1947,7 @@
               <w:spacing w:after="40" w:before="0"/>
               <w:jc w:val="left"/>
             </w:pPr>
-            <w:ins w:id="9010" w:author="Claude (AI) - proposed" w:date="2026-10-15T20:13:50Z">
+            <w:ins w:id="9010" w:author="Claude (AI) - proposed" w:date="2026-10-18T00:27:18Z">
               <w:r>
                 <w:rPr>
                   <w:rFonts w:ascii="Arial" w:cs="Arial" w:eastAsia="Arial" w:hAnsi="Arial"/>
@@ -1995,7 +1995,7 @@
               <w:spacing w:after="40" w:before="0"/>
               <w:jc w:val="left"/>
             </w:pPr>
-            <w:ins w:id="9011" w:author="Claude (AI) - proposed" w:date="2026-10-15T20:13:50Z">
+            <w:ins w:id="9011" w:author="Claude (AI) - proposed" w:date="2026-10-18T00:27:18Z">
               <w:r>
                 <w:rPr>
                   <w:rFonts w:ascii="Arial" w:cs="Arial" w:eastAsia="Arial" w:hAnsi="Arial"/>
@@ -2043,7 +2043,7 @@
               <w:spacing w:after="40" w:before="0"/>
               <w:jc w:val="left"/>
             </w:pPr>
-            <w:ins w:id="9012" w:author="Claude (AI) - proposed" w:date="2026-10-15T20:13:50Z">
+            <w:ins w:id="9012" w:author="Claude (AI) - proposed" w:date="2026-10-18T00:27:18Z">
               <w:r>
                 <w:rPr>
                   <w:rFonts w:ascii="Arial" w:cs="Arial" w:eastAsia="Arial" w:hAnsi="Arial"/>
@@ -2126,7 +2126,7 @@
               <w:spacing w:after="40" w:before="0"/>
               <w:jc w:val="left"/>
             </w:pPr>
-            <w:ins w:id="9013" w:author="Claude (AI) - proposed" w:date="2026-10-15T20:13:50Z">
+            <w:ins w:id="9013" w:author="Claude (AI) - proposed" w:date="2026-10-18T00:27:18Z">
               <w:r>
                 <w:rPr>
                   <w:rFonts w:ascii="Arial" w:cs="Arial" w:eastAsia="Arial" w:hAnsi="Arial"/>
@@ -2174,7 +2174,7 @@
               <w:spacing w:after="40" w:before="0"/>
               <w:jc w:val="left"/>
             </w:pPr>
-            <w:ins w:id="9014" w:author="Claude (AI) - proposed" w:date="2026-10-15T20:13:50Z">
+            <w:ins w:id="9014" w:author="Claude (AI) - proposed" w:date="2026-10-18T00:27:18Z">
               <w:r>
                 <w:rPr>
                   <w:rFonts w:ascii="Arial" w:cs="Arial" w:eastAsia="Arial" w:hAnsi="Arial"/>
@@ -2222,7 +2222,7 @@
               <w:spacing w:after="40" w:before="0"/>
               <w:jc w:val="left"/>
             </w:pPr>
-            <w:ins w:id="9015" w:author="Claude (AI) - proposed" w:date="2026-10-15T20:13:50Z">
+            <w:ins w:id="9015" w:author="Claude (AI) - proposed" w:date="2026-10-18T00:27:18Z">
               <w:r>
                 <w:rPr>
                   <w:rFonts w:ascii="Arial" w:cs="Arial" w:eastAsia="Arial" w:hAnsi="Arial"/>
@@ -2305,7 +2305,7 @@
               <w:spacing w:after="40" w:before="0"/>
               <w:jc w:val="left"/>
             </w:pPr>
-            <w:ins w:id="9016" w:author="Claude (AI) - proposed" w:date="2026-10-15T20:13:50Z">
+            <w:ins w:id="9016" w:author="Claude (AI) - proposed" w:date="2026-10-18T00:27:18Z">
               <w:r>
                 <w:rPr>
                   <w:rFonts w:ascii="Arial" w:cs="Arial" w:eastAsia="Arial" w:hAnsi="Arial"/>
@@ -2353,7 +2353,7 @@
               <w:spacing w:after="40" w:before="0"/>
               <w:jc w:val="left"/>
             </w:pPr>
-            <w:ins w:id="9017" w:author="Claude (AI) - proposed" w:date="2026-10-15T20:13:50Z">
+            <w:ins w:id="9017" w:author="Claude (AI) - proposed" w:date="2026-10-18T00:27:18Z">
               <w:r>
                 <w:rPr>
                   <w:rFonts w:ascii="Arial" w:cs="Arial" w:eastAsia="Arial" w:hAnsi="Arial"/>
@@ -2401,7 +2401,7 @@
               <w:spacing w:after="40" w:before="0"/>
               <w:jc w:val="left"/>
             </w:pPr>
-            <w:ins w:id="9018" w:author="Claude (AI) - proposed" w:date="2026-10-15T20:13:50Z">
+            <w:ins w:id="9018" w:author="Claude (AI) - proposed" w:date="2026-10-18T00:27:18Z">
               <w:r>
                 <w:rPr>
                   <w:rFonts w:ascii="Arial" w:cs="Arial" w:eastAsia="Arial" w:hAnsi="Arial"/>
@@ -2484,7 +2484,7 @@
               <w:spacing w:after="40" w:before="0"/>
               <w:jc w:val="left"/>
             </w:pPr>
-            <w:ins w:id="9019" w:author="Claude (AI) - proposed" w:date="2026-10-15T20:13:50Z">
+            <w:ins w:id="9019" w:author="Claude (AI) - proposed" w:date="2026-10-18T00:27:18Z">
               <w:r>
                 <w:rPr>
                   <w:rFonts w:ascii="Arial" w:cs="Arial" w:eastAsia="Arial" w:hAnsi="Arial"/>
@@ -2532,7 +2532,7 @@
               <w:spacing w:after="40" w:before="0"/>
               <w:jc w:val="left"/>
             </w:pPr>
-            <w:ins w:id="9020" w:author="Claude (AI) - proposed" w:date="2026-10-15T20:13:50Z">
+            <w:ins w:id="9020" w:author="Claude (AI) - proposed" w:date="2026-10-18T00:27:18Z">
               <w:r>
                 <w:rPr>
                   <w:rFonts w:ascii="Arial" w:cs="Arial" w:eastAsia="Arial" w:hAnsi="Arial"/>
@@ -2580,7 +2580,7 @@
               <w:spacing w:after="40" w:before="0"/>
               <w:jc w:val="left"/>
             </w:pPr>
-            <w:ins w:id="9021" w:author="Claude (AI) - proposed" w:date="2026-10-15T20:13:50Z">
+            <w:ins w:id="9021" w:author="Claude (AI) - proposed" w:date="2026-10-18T00:27:18Z">
               <w:r>
                 <w:rPr>
                   <w:rFonts w:ascii="Arial" w:cs="Arial" w:eastAsia="Arial" w:hAnsi="Arial"/>
@@ -2730,7 +2730,7 @@
         </w:rPr>
         <w:t xml:space="preserve">© 2026 SeaVuria and ARES. This work is licensed under a </w:t>
       </w:r>
-      <w:hyperlink w:history="1" r:id="rIdlgyb0oex948cn2mymqi27">
+      <w:hyperlink w:history="1" r:id="rIdxcpdwdbkpmivu-sa-m1nr">
         <w:r>
           <w:rPr>
             <w:rFonts w:ascii="Arial" w:cs="Arial" w:eastAsia="Arial" w:hAnsi="Arial"/>
@@ -2750,7 +2750,7 @@
         </w:rPr>
         <w:t xml:space="preserve"> (</w:t>
       </w:r>
-      <w:hyperlink w:history="1" r:id="rIdetzafi4okcl3vsv4iocew">
+      <w:hyperlink w:history="1" r:id="rIdt8lfikk0v5eeodrc4wl5f">
         <w:r>
           <w:rPr>
             <w:rFonts w:ascii="Arial" w:cs="Arial" w:eastAsia="Arial" w:hAnsi="Arial"/>
@@ -2770,7 +2770,7 @@
         </w:rPr>
         <w:t xml:space="preserve">). To view a copy of this license, visit </w:t>
       </w:r>
-      <w:hyperlink w:history="1" r:id="rIdtpsoitpmoo5btmohfxpbj">
+      <w:hyperlink w:history="1" r:id="rIdanbks0c5ipyedoj8yjgvz">
         <w:r>
           <w:rPr>
             <w:rFonts w:ascii="Arial" w:cs="Arial" w:eastAsia="Arial" w:hAnsi="Arial"/>
